--- a/dist/12hz-power-grid/12Hz_Commodity_Steel_Transformers_White_Paper_Rev3.docx
+++ b/dist/12hz-power-grid/12Hz_Commodity_Steel_Transformers_White_Paper_Rev3.docx
@@ -130,8 +130,8 @@
       </w:pPr>
       <w:r>
         <w:rPr>
+          <w:bCs/>
           <w:b/>
-          <w:bCs/>
         </w:rPr>
         <w:t xml:space="preserve">Commodity-Steel Transformers at 12 Hz:</w:t>
       </w:r>
@@ -142,8 +142,8 @@
       </w:pPr>
       <w:r>
         <w:rPr>
+          <w:bCs/>
           <w:b/>
-          <w:bCs/>
         </w:rPr>
         <w:t xml:space="preserve">Breaking the GOES Bottleneck</w:t>
       </w:r>
@@ -154,8 +154,8 @@
       </w:pPr>
       <w:r>
         <w:rPr>
+          <w:bCs/>
           <w:b/>
-          <w:bCs/>
         </w:rPr>
         <w:t xml:space="preserve">Using Proven Bahnstrom Principles</w:t>
       </w:r>
@@ -166,8 +166,8 @@
       </w:pPr>
       <w:r>
         <w:rPr>
+          <w:iCs/>
           <w:i/>
-          <w:iCs/>
         </w:rPr>
         <w:t xml:space="preserve">A Technical White Paper on Low-Frequency AC Grid Architecture</w:t>
       </w:r>
@@ -178,8 +178,8 @@
       </w:pPr>
       <w:r>
         <w:rPr>
+          <w:iCs/>
           <w:i/>
-          <w:iCs/>
         </w:rPr>
         <w:t xml:space="preserve">for Rapid Grid Deployment from Domestic Materials</w:t>
       </w:r>
@@ -440,8 +440,8 @@
       </w:pPr>
       <w:r>
         <w:rPr>
+          <w:bCs/>
           <w:b/>
-          <w:bCs/>
         </w:rPr>
         <w:t xml:space="preserve">The rotary frequency converter</w:t>
       </w:r>
@@ -458,8 +458,8 @@
       </w:pPr>
       <w:r>
         <w:rPr>
+          <w:bCs/>
           <w:b/>
-          <w:bCs/>
         </w:rPr>
         <w:t xml:space="preserve">The flywheel effect.</w:t>
       </w:r>
@@ -474,8 +474,8 @@
       </w:r>
       <w:r>
         <w:rPr>
+          <w:iCs/>
           <w:i/>
-          <w:iCs/>
         </w:rPr>
         <w:t xml:space="preserve">Frequency regulation:</w:t>
       </w:r>
@@ -490,8 +490,8 @@
       </w:r>
       <w:r>
         <w:rPr>
+          <w:iCs/>
           <w:i/>
-          <w:iCs/>
         </w:rPr>
         <w:t xml:space="preserve">Power smoothing:</w:t>
       </w:r>
@@ -506,8 +506,8 @@
       </w:r>
       <w:r>
         <w:rPr>
+          <w:iCs/>
           <w:i/>
-          <w:iCs/>
         </w:rPr>
         <w:t xml:space="preserve">Fault ride-through:</w:t>
       </w:r>
@@ -522,8 +522,8 @@
       </w:r>
       <w:r>
         <w:rPr>
+          <w:iCs/>
           <w:i/>
-          <w:iCs/>
         </w:rPr>
         <w:t xml:space="preserve">Black-start capability:</w:t>
       </w:r>
@@ -548,8 +548,8 @@
       </w:pPr>
       <w:r>
         <w:rPr>
+          <w:bCs/>
           <w:b/>
-          <w:bCs/>
         </w:rPr>
         <w:t xml:space="preserve">Losses: the honest accounting.</w:t>
       </w:r>
@@ -582,8 +582,8 @@
       </w:pPr>
       <w:r>
         <w:rPr>
+          <w:bCs/>
           <w:b/>
-          <w:bCs/>
         </w:rPr>
         <w:t xml:space="preserve">Hydroelectric conversion: minimal mechanical changes.</w:t>
       </w:r>
@@ -624,8 +624,8 @@
       </w:pPr>
       <w:r>
         <w:rPr>
+          <w:bCs/>
           <w:b/>
-          <w:bCs/>
         </w:rPr>
         <w:t xml:space="preserve">Thermal and new-build generation.</w:t>
       </w:r>
@@ -978,8 +978,8 @@
       </w:pPr>
       <w:r>
         <w:rPr>
+          <w:bCs/>
           <w:b/>
-          <w:bCs/>
         </w:rPr>
         <w:t xml:space="preserve">Phase 0 Pilot (6–7 months, ~$85M):</w:t>
       </w:r>
@@ -996,8 +996,8 @@
       </w:pPr>
       <w:r>
         <w:rPr>
+          <w:bCs/>
           <w:b/>
-          <w:bCs/>
         </w:rPr>
         <w:t xml:space="preserve">National Lab Feasibility Assessment (concurrent, 60 days):</w:t>
       </w:r>
@@ -1014,8 +1014,8 @@
       </w:pPr>
       <w:r>
         <w:rPr>
+          <w:bCs/>
           <w:b/>
-          <w:bCs/>
         </w:rPr>
         <w:t xml:space="preserve">Full-Scale Deployment:</w:t>
       </w:r>
@@ -1103,8 +1103,8 @@
       </w:pPr>
       <w:r>
         <w:rPr>
+          <w:bCs/>
           <w:b/>
-          <w:bCs/>
         </w:rPr>
         <w:t xml:space="preserve">A.1 The Problem</w:t>
       </w:r>
@@ -1123,8 +1123,8 @@
       </w:pPr>
       <w:r>
         <w:rPr>
+          <w:bCs/>
           <w:b/>
-          <w:bCs/>
         </w:rPr>
         <w:t xml:space="preserve">A.2 Conductors Are Frequency-Agnostic</w:t>
       </w:r>
@@ -1143,8 +1143,8 @@
       </w:pPr>
       <w:r>
         <w:rPr>
+          <w:bCs/>
           <w:b/>
-          <w:bCs/>
         </w:rPr>
         <w:t xml:space="preserve">A.3 The River Diversion Method</w:t>
       </w:r>
@@ -1171,8 +1171,8 @@
       </w:pPr>
       <w:r>
         <w:rPr>
+          <w:iCs/>
           <w:i/>
-          <w:iCs/>
         </w:rPr>
         <w:t xml:space="preserve">Step 1—Pre-stage (weeks, no outage):</w:t>
       </w:r>
@@ -1189,8 +1189,8 @@
       </w:pPr>
       <w:r>
         <w:rPr>
+          <w:iCs/>
           <w:i/>
-          <w:iCs/>
         </w:rPr>
         <w:t xml:space="preserve">Step 2—Temporary bypass (days, no outage):</w:t>
       </w:r>
@@ -1207,8 +1207,8 @@
       </w:pPr>
       <w:r>
         <w:rPr>
+          <w:iCs/>
           <w:i/>
-          <w:iCs/>
         </w:rPr>
         <w:t xml:space="preserve">Step 3—Load transfer (hours):</w:t>
       </w:r>
@@ -1225,8 +1225,8 @@
       </w:pPr>
       <w:r>
         <w:rPr>
+          <w:iCs/>
           <w:i/>
-          <w:iCs/>
         </w:rPr>
         <w:t xml:space="preserve">Step 4—Recovery (days, no outage):</w:t>
       </w:r>
@@ -1243,8 +1243,8 @@
       </w:pPr>
       <w:r>
         <w:rPr>
+          <w:iCs/>
           <w:i/>
-          <w:iCs/>
         </w:rPr>
         <w:t xml:space="preserve">Step 5—Repeat:</w:t>
       </w:r>
@@ -1261,8 +1261,8 @@
       </w:pPr>
       <w:r>
         <w:rPr>
+          <w:bCs/>
           <w:b/>
-          <w:bCs/>
         </w:rPr>
         <w:t xml:space="preserve">A.4 The Bus-Tie Rotary Converter</w:t>
       </w:r>
@@ -1289,8 +1289,8 @@
       </w:pPr>
       <w:r>
         <w:rPr>
+          <w:bCs/>
           <w:b/>
-          <w:bCs/>
         </w:rPr>
         <w:t xml:space="preserve">A.5 Section Sequencing</w:t>
       </w:r>
@@ -1305,11 +1305,11 @@
     </w:p>
     <w:p>
       <w:pPr>
-        <w:pStyle w:val="Compact"/>
         <w:numPr>
           <w:ilvl w:val="0"/>
           <w:numId w:val="1001"/>
         </w:numPr>
+        <w:pStyle w:val="Compact"/>
       </w:pPr>
       <w:r>
         <w:t xml:space="preserve">Convert the corridor connecting the generation source to the nearest major substation.</w:t>
@@ -1317,11 +1317,11 @@
     </w:p>
     <w:p>
       <w:pPr>
-        <w:pStyle w:val="Compact"/>
         <w:numPr>
           <w:ilvl w:val="0"/>
           <w:numId w:val="1001"/>
         </w:numPr>
+        <w:pStyle w:val="Compact"/>
       </w:pPr>
       <w:r>
         <w:t xml:space="preserve">Install a bus-tie rotary converter at that substation between the new 12 Hz bus and the existing 50 Hz bus.</w:t>
@@ -1329,11 +1329,11 @@
     </w:p>
     <w:p>
       <w:pPr>
-        <w:pStyle w:val="Compact"/>
         <w:numPr>
           <w:ilvl w:val="0"/>
           <w:numId w:val="1001"/>
         </w:numPr>
+        <w:pStyle w:val="Compact"/>
       </w:pPr>
       <w:r>
         <w:t xml:space="preserve">Convert corridors radiating from the substation, one at a time, using the river diversion method.</w:t>
@@ -1341,11 +1341,11 @@
     </w:p>
     <w:p>
       <w:pPr>
-        <w:pStyle w:val="Compact"/>
         <w:numPr>
           <w:ilvl w:val="0"/>
           <w:numId w:val="1001"/>
         </w:numPr>
+        <w:pStyle w:val="Compact"/>
       </w:pPr>
       <w:r>
         <w:t xml:space="preserve">As each section converts, its loads transfer to 12 Hz supply. The 50 Hz domain contracts; the 12 Hz domain expands.</w:t>
@@ -1353,11 +1353,11 @@
     </w:p>
     <w:p>
       <w:pPr>
-        <w:pStyle w:val="Compact"/>
         <w:numPr>
           <w:ilvl w:val="0"/>
           <w:numId w:val="1001"/>
         </w:numPr>
+        <w:pStyle w:val="Compact"/>
       </w:pPr>
       <w:r>
         <w:t xml:space="preserve">Move bus-tie converters and temporary conductor stock progressively outward as the conversion front advances.</w:t>
@@ -1377,8 +1377,8 @@
       </w:pPr>
       <w:r>
         <w:rPr>
+          <w:bCs/>
           <w:b/>
-          <w:bCs/>
         </w:rPr>
         <w:t xml:space="preserve">A.6 Outage Budget</w:t>
       </w:r>
@@ -1387,9 +1387,8 @@
       <w:tblPr>
         <w:tblStyle w:val="Table"/>
         <w:tblW w:type="pct" w:w="5000"/>
-        <w:jc w:val="left"/>
-        <w:tblLayout w:type="fixed"/>
         <w:tblLook w:firstRow="1" w:lastRow="0" w:firstColumn="0" w:lastColumn="0" w:noHBand="0" w:noVBand="0" w:val="0020"/>
+        <w:jc w:val="start"/>
       </w:tblPr>
       <w:tblGrid>
         <w:gridCol w:w="2640"/>
@@ -1398,7 +1397,7 @@
       </w:tblGrid>
       <w:tr>
         <w:trPr>
-          <w:tblHeader w:val="on"/>
+          <w:tblHeader w:val="true"/>
         </w:trPr>
         <w:tc>
           <w:tcPr/>
@@ -1642,8 +1641,8 @@
       </w:pPr>
       <w:r>
         <w:rPr>
+          <w:bCs/>
           <w:b/>
-          <w:bCs/>
         </w:rPr>
         <w:t xml:space="preserve">A.7 Temporary Conductor Accounting</w:t>
       </w:r>
@@ -1695,7 +1694,7 @@
 <file path=word/numbering.xml><?xml version="1.0" encoding="utf-8"?>
 <w:numbering xmlns:w="http://schemas.openxmlformats.org/wordprocessingml/2006/main">
   <w:abstractNum w:abstractNumId="990">
-    <w:nsid w:val="0000A990"/>
+    <w:nsid w:val="A990"/>
     <w:multiLevelType w:val="multilevel"/>
     <w:lvl w:ilvl="0">
       <w:numFmt w:val="bullet"/>
@@ -1771,7 +1770,7 @@
     </w:lvl>
   </w:abstractNum>
   <w:abstractNum w:abstractNumId="99411">
-    <w:nsid w:val="00A99411"/>
+    <w:nsid w:val="A99411"/>
     <w:multiLevelType w:val="multilevel"/>
     <w:lvl w:ilvl="0">
       <w:start w:val="1"/>
@@ -2400,8 +2399,8 @@
     <w:name w:val="KeywordTok"/>
     <w:basedOn w:val="VerbatimChar"/>
     <w:rPr>
+      <w:color w:val="007020"/>
       <w:b/>
-      <w:color w:val="007020"/>
     </w:rPr>
   </w:style>
   <w:style w:type="character" w:customStyle="1" w:styleId="DataTypeTok">
@@ -2478,42 +2477,42 @@
     <w:name w:val="ImportTok"/>
     <w:basedOn w:val="VerbatimChar"/>
     <w:rPr>
+      <w:color w:val="008000"/>
       <w:b/>
-      <w:color w:val="008000"/>
     </w:rPr>
   </w:style>
   <w:style w:type="character" w:customStyle="1" w:styleId="CommentTok">
     <w:name w:val="CommentTok"/>
     <w:basedOn w:val="VerbatimChar"/>
     <w:rPr>
+      <w:color w:val="60a0b0"/>
       <w:i/>
-      <w:color w:val="60a0b0"/>
     </w:rPr>
   </w:style>
   <w:style w:type="character" w:customStyle="1" w:styleId="DocumentationTok">
     <w:name w:val="DocumentationTok"/>
     <w:basedOn w:val="VerbatimChar"/>
     <w:rPr>
+      <w:color w:val="ba2121"/>
       <w:i/>
-      <w:color w:val="ba2121"/>
     </w:rPr>
   </w:style>
   <w:style w:type="character" w:customStyle="1" w:styleId="AnnotationTok">
     <w:name w:val="AnnotationTok"/>
     <w:basedOn w:val="VerbatimChar"/>
     <w:rPr>
+      <w:color w:val="60a0b0"/>
       <w:b/>
       <w:i/>
-      <w:color w:val="60a0b0"/>
     </w:rPr>
   </w:style>
   <w:style w:type="character" w:customStyle="1" w:styleId="CommentVarTok">
     <w:name w:val="CommentVarTok"/>
     <w:basedOn w:val="VerbatimChar"/>
     <w:rPr>
+      <w:color w:val="60a0b0"/>
       <w:b/>
       <w:i/>
-      <w:color w:val="60a0b0"/>
     </w:rPr>
   </w:style>
   <w:style w:type="character" w:customStyle="1" w:styleId="OtherTok">
@@ -2541,8 +2540,8 @@
     <w:name w:val="ControlFlowTok"/>
     <w:basedOn w:val="VerbatimChar"/>
     <w:rPr>
+      <w:color w:val="007020"/>
       <w:b/>
-      <w:color w:val="007020"/>
     </w:rPr>
   </w:style>
   <w:style w:type="character" w:customStyle="1" w:styleId="OperatorTok">
@@ -2587,34 +2586,34 @@
     <w:name w:val="InformationTok"/>
     <w:basedOn w:val="VerbatimChar"/>
     <w:rPr>
+      <w:color w:val="60a0b0"/>
       <w:b/>
       <w:i/>
-      <w:color w:val="60a0b0"/>
     </w:rPr>
   </w:style>
   <w:style w:type="character" w:customStyle="1" w:styleId="WarningTok">
     <w:name w:val="WarningTok"/>
     <w:basedOn w:val="VerbatimChar"/>
     <w:rPr>
+      <w:color w:val="60a0b0"/>
       <w:b/>
       <w:i/>
-      <w:color w:val="60a0b0"/>
     </w:rPr>
   </w:style>
   <w:style w:type="character" w:customStyle="1" w:styleId="AlertTok">
     <w:name w:val="AlertTok"/>
     <w:basedOn w:val="VerbatimChar"/>
     <w:rPr>
+      <w:color w:val="ff0000"/>
       <w:b/>
-      <w:color w:val="ff0000"/>
     </w:rPr>
   </w:style>
   <w:style w:type="character" w:customStyle="1" w:styleId="ErrorTok">
     <w:name w:val="ErrorTok"/>
     <w:basedOn w:val="VerbatimChar"/>
     <w:rPr>
+      <w:color w:val="ff0000"/>
       <w:b/>
-      <w:color w:val="ff0000"/>
     </w:rPr>
   </w:style>
   <w:style w:type="character" w:customStyle="1" w:styleId="NormalTok">
